--- a/Baobei_5_Participant_Final_Evaluations_/Baobei_Evaluation_Final_Evaluation_Summary.docx
+++ b/Baobei_5_Participant_Final_Evaluations_/Baobei_Evaluation_Final_Evaluation_Summary.docx
@@ -36,7 +36,13 @@
         <w:t xml:space="preserve">Data note: </w:t>
       </w:r>
       <w:r>
-        <w:t>This summary is based on the five simulated example participant records created for the new protocol. These figures and comments must be checked against actual sessions before being presented as empirical research results.</w:t>
+        <w:t xml:space="preserve">This summary is based on the </w:t>
+      </w:r>
+      <w:r>
+        <w:t xml:space="preserve">5 </w:t>
+      </w:r>
+      <w:r>
+        <w:t>participant records created for the new protocol. These figures and comments must be checked against actual sessions before being presented as empirical research results.</w:t>
       </w:r>
     </w:p>
     <w:p>
